--- a/workshop_prep/Bridge_Item6_Growth_Innovation_PreRead.docx
+++ b/workshop_prep/Bridge_Item6_Growth_Innovation_PreRead.docx
@@ -216,6 +216,19 @@
       </w:pPr>
       <w:r>
         <w:t xml:space="preserve">Two named, already-proven Accessories winners — Bow Windstopper Glove (#1 seller, growing) and Haglöfs LX Hat (95% sell-through at John Lewis UK, per the Q2 2026 report) — show no confirmed FW27 continuation in the range-plan match. These should be verified immediately, independent of any broader SS28 strategy.</w:t>
+      </w:r>
+    </w:p>
+    <w:p>
+      <w:pPr>
+        <w:pStyle w:val="ListParagraph"/>
+        <w:numPr>
+          <w:ilvl w:val="0"/>
+          <w:numId w:val="2"/>
+        </w:numPr>
+        <w:spacing w:after="80"/>
+      </w:pPr>
+      <w:r>
+        <w:t xml:space="preserve">2026 YTD check-in (Section 9): Hiking shoes is running ahead of on-pace despite its FY2025 decline, while Trekking shoes' FY2025 bump (flagged in Section 5.1 as launch-driven) has not carried into 2026. Bow Windstopper Glove's apparent YTD2026 decline is a single cancelled order, not a trend — ex-that, it's trading positively. HAYL (Korea) has already exceeded its full FY2025 sales in a partial 2026, but with no Reorder track record yet.</w:t>
       </w:r>
     </w:p>
     <w:p>
@@ -4494,7 +4507,1635 @@
         <w:spacing w:after="160" w:before="320"/>
       </w:pPr>
       <w:r>
-        <w:t xml:space="preserve">9. Consolidated open questions</w:t>
+        <w:t xml:space="preserve">9. 2026 YTD check-in: Trekking is collapsing, Hiking isn't, and two named-account footnotes get resolved</w:t>
+      </w:r>
+    </w:p>
+    <w:p>
+      <w:pPr>
+        <w:pBdr>
+          <w:top w:val="single" w:color="999999" w:sz="6"/>
+          <w:bottom w:val="single" w:color="999999" w:sz="6"/>
+          <w:left w:val="single" w:color="999999" w:sz="6"/>
+          <w:right w:val="single" w:color="999999" w:sz="6"/>
+        </w:pBdr>
+        <w:shd w:fill="EFEFEF" w:val="clear"/>
+        <w:spacing w:after="240" w:before="160"/>
+        <w:ind w:left="100" w:right="100"/>
+      </w:pPr>
+      <w:r>
+        <w:rPr>
+          <w:b/>
+          <w:bCs/>
+          <w:sz w:val="22"/>
+          <w:szCs w:val="22"/>
+        </w:rPr>
+        <w:t xml:space="preserve">A 2026 YTD sales extract (as of 2026-07-28) arrived after this note was written. Caveat: neither this file nor the FY2024/2025 extracts have a date field, so the comparison period can't be matched exactly -- this cut covers an estimated 40-44% of a year, cross-checked against the P&amp;L's YTD columns. Every year in this data has shown its own one-off distortions, so treat this as a strong directional read, not a confirmed annual number. Below, all figures use the same core (ex-special-account) basis as Sections 5-6, and compare YTD2026 to the FY2025 FULL-YEAR total as a share -- roughly 40-44% would be 'on pace,' well below that is a real slowdown, well above is running hot.</w:t>
+      </w:r>
+    </w:p>
+    <w:p>
+      <w:pPr>
+        <w:pStyle w:val="Heading2"/>
+        <w:spacing w:after="120" w:before="240"/>
+      </w:pPr>
+      <w:r>
+        <w:t xml:space="preserve">9.1 Footwear: Hiking is running ahead of pace, Trekking has collapsed</w:t>
+      </w:r>
+    </w:p>
+    <w:tbl>
+      <w:tblPr>
+        <w:tblW w:type="dxa" w:w="9350"/>
+        <w:tblBorders>
+          <w:top w:val="single" w:color="auto" w:sz="4"/>
+          <w:left w:val="single" w:color="auto" w:sz="4"/>
+          <w:bottom w:val="single" w:color="auto" w:sz="4"/>
+          <w:right w:val="single" w:color="auto" w:sz="4"/>
+          <w:insideH w:val="single" w:color="auto" w:sz="4"/>
+          <w:insideV w:val="single" w:color="auto" w:sz="4"/>
+        </w:tblBorders>
+      </w:tblPr>
+      <w:tblGrid>
+        <w:gridCol w:w="2900"/>
+        <w:gridCol w:w="2350"/>
+        <w:gridCol w:w="2350"/>
+        <w:gridCol w:w="1750"/>
+      </w:tblGrid>
+      <w:tr>
+        <w:trPr>
+          <w:tblHeader/>
+        </w:trPr>
+        <w:tc>
+          <w:tcPr>
+            <w:tcW w:type="dxa" w:w="2900"/>
+            <w:shd w:fill="2F2F2F" w:val="clear"/>
+            <w:tcMar>
+              <w:top w:type="dxa" w:w="60"/>
+              <w:left w:type="dxa" w:w="100"/>
+              <w:bottom w:type="dxa" w:w="60"/>
+              <w:right w:type="dxa" w:w="100"/>
+            </w:tcMar>
+            <w:vAlign w:val="center"/>
+          </w:tcPr>
+          <w:p>
+            <w:pPr>
+              <w:jc w:val="left"/>
+            </w:pPr>
+            <w:r>
+              <w:rPr>
+                <w:b/>
+                <w:bCs/>
+                <w:color w:val="FFFFFF"/>
+                <w:sz w:val="19"/>
+                <w:szCs w:val="19"/>
+              </w:rPr>
+              <w:t xml:space="preserve">Layer</w:t>
+            </w:r>
+          </w:p>
+        </w:tc>
+        <w:tc>
+          <w:tcPr>
+            <w:tcW w:type="dxa" w:w="2350"/>
+            <w:shd w:fill="2F2F2F" w:val="clear"/>
+            <w:tcMar>
+              <w:top w:type="dxa" w:w="60"/>
+              <w:left w:type="dxa" w:w="100"/>
+              <w:bottom w:type="dxa" w:w="60"/>
+              <w:right w:type="dxa" w:w="100"/>
+            </w:tcMar>
+            <w:vAlign w:val="center"/>
+          </w:tcPr>
+          <w:p>
+            <w:pPr>
+              <w:jc w:val="center"/>
+            </w:pPr>
+            <w:r>
+              <w:rPr>
+                <w:b/>
+                <w:bCs/>
+                <w:color w:val="FFFFFF"/>
+                <w:sz w:val="19"/>
+                <w:szCs w:val="19"/>
+              </w:rPr>
+              <w:t xml:space="preserve">FY2025 (full year)</w:t>
+            </w:r>
+          </w:p>
+        </w:tc>
+        <w:tc>
+          <w:tcPr>
+            <w:tcW w:type="dxa" w:w="2350"/>
+            <w:shd w:fill="2F2F2F" w:val="clear"/>
+            <w:tcMar>
+              <w:top w:type="dxa" w:w="60"/>
+              <w:left w:type="dxa" w:w="100"/>
+              <w:bottom w:type="dxa" w:w="60"/>
+              <w:right w:type="dxa" w:w="100"/>
+            </w:tcMar>
+            <w:vAlign w:val="center"/>
+          </w:tcPr>
+          <w:p>
+            <w:pPr>
+              <w:jc w:val="center"/>
+            </w:pPr>
+            <w:r>
+              <w:rPr>
+                <w:b/>
+                <w:bCs/>
+                <w:color w:val="FFFFFF"/>
+                <w:sz w:val="19"/>
+                <w:szCs w:val="19"/>
+              </w:rPr>
+              <w:t xml:space="preserve">YTD2026</w:t>
+            </w:r>
+          </w:p>
+        </w:tc>
+        <w:tc>
+          <w:tcPr>
+            <w:tcW w:type="dxa" w:w="1750"/>
+            <w:shd w:fill="2F2F2F" w:val="clear"/>
+            <w:tcMar>
+              <w:top w:type="dxa" w:w="60"/>
+              <w:left w:type="dxa" w:w="100"/>
+              <w:bottom w:type="dxa" w:w="60"/>
+              <w:right w:type="dxa" w:w="100"/>
+            </w:tcMar>
+            <w:vAlign w:val="center"/>
+          </w:tcPr>
+          <w:p>
+            <w:pPr>
+              <w:jc w:val="center"/>
+            </w:pPr>
+            <w:r>
+              <w:rPr>
+                <w:b/>
+                <w:bCs/>
+                <w:color w:val="FFFFFF"/>
+                <w:sz w:val="19"/>
+                <w:szCs w:val="19"/>
+              </w:rPr>
+              <w:t xml:space="preserve">YTD as % of FY2025 (units)</w:t>
+            </w:r>
+          </w:p>
+        </w:tc>
+      </w:tr>
+      <w:tr>
+        <w:tc>
+          <w:tcPr>
+            <w:tcW w:type="dxa" w:w="2900"/>
+            <w:tcMar>
+              <w:top w:type="dxa" w:w="60"/>
+              <w:left w:type="dxa" w:w="100"/>
+              <w:bottom w:type="dxa" w:w="60"/>
+              <w:right w:type="dxa" w:w="100"/>
+            </w:tcMar>
+            <w:vAlign w:val="center"/>
+          </w:tcPr>
+          <w:p>
+            <w:pPr>
+              <w:jc w:val="left"/>
+            </w:pPr>
+            <w:r>
+              <w:rPr>
+                <w:b w:val="false"/>
+                <w:bCs w:val="false"/>
+                <w:color w:val="000000"/>
+                <w:sz w:val="19"/>
+                <w:szCs w:val="19"/>
+              </w:rPr>
+              <w:t xml:space="preserve">Hiking shoes</w:t>
+            </w:r>
+          </w:p>
+        </w:tc>
+        <w:tc>
+          <w:tcPr>
+            <w:tcW w:type="dxa" w:w="2350"/>
+            <w:tcMar>
+              <w:top w:type="dxa" w:w="60"/>
+              <w:left w:type="dxa" w:w="100"/>
+              <w:bottom w:type="dxa" w:w="60"/>
+              <w:right w:type="dxa" w:w="100"/>
+            </w:tcMar>
+            <w:vAlign w:val="center"/>
+          </w:tcPr>
+          <w:p>
+            <w:pPr>
+              <w:jc w:val="center"/>
+            </w:pPr>
+            <w:r>
+              <w:rPr>
+                <w:b w:val="false"/>
+                <w:bCs w:val="false"/>
+                <w:color w:val="000000"/>
+                <w:sz w:val="19"/>
+                <w:szCs w:val="19"/>
+              </w:rPr>
+              <w:t xml:space="preserve">30.2M / 39,748u</w:t>
+            </w:r>
+          </w:p>
+        </w:tc>
+        <w:tc>
+          <w:tcPr>
+            <w:tcW w:type="dxa" w:w="2350"/>
+            <w:tcMar>
+              <w:top w:type="dxa" w:w="60"/>
+              <w:left w:type="dxa" w:w="100"/>
+              <w:bottom w:type="dxa" w:w="60"/>
+              <w:right w:type="dxa" w:w="100"/>
+            </w:tcMar>
+            <w:vAlign w:val="center"/>
+          </w:tcPr>
+          <w:p>
+            <w:pPr>
+              <w:jc w:val="center"/>
+            </w:pPr>
+            <w:r>
+              <w:rPr>
+                <w:b w:val="false"/>
+                <w:bCs w:val="false"/>
+                <w:color w:val="000000"/>
+                <w:sz w:val="19"/>
+                <w:szCs w:val="19"/>
+              </w:rPr>
+              <w:t xml:space="preserve">20.9M / 26,238u</w:t>
+            </w:r>
+          </w:p>
+        </w:tc>
+        <w:tc>
+          <w:tcPr>
+            <w:tcW w:type="dxa" w:w="1750"/>
+            <w:tcMar>
+              <w:top w:type="dxa" w:w="60"/>
+              <w:left w:type="dxa" w:w="100"/>
+              <w:bottom w:type="dxa" w:w="60"/>
+              <w:right w:type="dxa" w:w="100"/>
+            </w:tcMar>
+            <w:vAlign w:val="center"/>
+          </w:tcPr>
+          <w:p>
+            <w:pPr>
+              <w:jc w:val="center"/>
+            </w:pPr>
+            <w:r>
+              <w:rPr>
+                <w:b w:val="false"/>
+                <w:bCs w:val="false"/>
+                <w:color w:val="000000"/>
+                <w:sz w:val="19"/>
+                <w:szCs w:val="19"/>
+              </w:rPr>
+              <w:t xml:space="preserve">66%</w:t>
+            </w:r>
+          </w:p>
+        </w:tc>
+      </w:tr>
+      <w:tr>
+        <w:tc>
+          <w:tcPr>
+            <w:tcW w:type="dxa" w:w="2900"/>
+            <w:shd w:fill="F5F5F5" w:val="clear"/>
+            <w:tcMar>
+              <w:top w:type="dxa" w:w="60"/>
+              <w:left w:type="dxa" w:w="100"/>
+              <w:bottom w:type="dxa" w:w="60"/>
+              <w:right w:type="dxa" w:w="100"/>
+            </w:tcMar>
+            <w:vAlign w:val="center"/>
+          </w:tcPr>
+          <w:p>
+            <w:pPr>
+              <w:jc w:val="left"/>
+            </w:pPr>
+            <w:r>
+              <w:rPr>
+                <w:b w:val="false"/>
+                <w:bCs w:val="false"/>
+                <w:color w:val="000000"/>
+                <w:sz w:val="19"/>
+                <w:szCs w:val="19"/>
+              </w:rPr>
+              <w:t xml:space="preserve">Trail running shoes</w:t>
+            </w:r>
+          </w:p>
+        </w:tc>
+        <w:tc>
+          <w:tcPr>
+            <w:tcW w:type="dxa" w:w="2350"/>
+            <w:shd w:fill="F5F5F5" w:val="clear"/>
+            <w:tcMar>
+              <w:top w:type="dxa" w:w="60"/>
+              <w:left w:type="dxa" w:w="100"/>
+              <w:bottom w:type="dxa" w:w="60"/>
+              <w:right w:type="dxa" w:w="100"/>
+            </w:tcMar>
+            <w:vAlign w:val="center"/>
+          </w:tcPr>
+          <w:p>
+            <w:pPr>
+              <w:jc w:val="center"/>
+            </w:pPr>
+            <w:r>
+              <w:rPr>
+                <w:b w:val="false"/>
+                <w:bCs w:val="false"/>
+                <w:color w:val="000000"/>
+                <w:sz w:val="19"/>
+                <w:szCs w:val="19"/>
+              </w:rPr>
+              <w:t xml:space="preserve">1.4M / 1,951u</w:t>
+            </w:r>
+          </w:p>
+        </w:tc>
+        <w:tc>
+          <w:tcPr>
+            <w:tcW w:type="dxa" w:w="2350"/>
+            <w:shd w:fill="F5F5F5" w:val="clear"/>
+            <w:tcMar>
+              <w:top w:type="dxa" w:w="60"/>
+              <w:left w:type="dxa" w:w="100"/>
+              <w:bottom w:type="dxa" w:w="60"/>
+              <w:right w:type="dxa" w:w="100"/>
+            </w:tcMar>
+            <w:vAlign w:val="center"/>
+          </w:tcPr>
+          <w:p>
+            <w:pPr>
+              <w:jc w:val="center"/>
+            </w:pPr>
+            <w:r>
+              <w:rPr>
+                <w:b w:val="false"/>
+                <w:bCs w:val="false"/>
+                <w:color w:val="000000"/>
+                <w:sz w:val="19"/>
+                <w:szCs w:val="19"/>
+              </w:rPr>
+              <w:t xml:space="preserve">0.5M / 1,120u</w:t>
+            </w:r>
+          </w:p>
+        </w:tc>
+        <w:tc>
+          <w:tcPr>
+            <w:tcW w:type="dxa" w:w="1750"/>
+            <w:shd w:fill="F5F5F5" w:val="clear"/>
+            <w:tcMar>
+              <w:top w:type="dxa" w:w="60"/>
+              <w:left w:type="dxa" w:w="100"/>
+              <w:bottom w:type="dxa" w:w="60"/>
+              <w:right w:type="dxa" w:w="100"/>
+            </w:tcMar>
+            <w:vAlign w:val="center"/>
+          </w:tcPr>
+          <w:p>
+            <w:pPr>
+              <w:jc w:val="center"/>
+            </w:pPr>
+            <w:r>
+              <w:rPr>
+                <w:b w:val="false"/>
+                <w:bCs w:val="false"/>
+                <w:color w:val="000000"/>
+                <w:sz w:val="19"/>
+                <w:szCs w:val="19"/>
+              </w:rPr>
+              <w:t xml:space="preserve">57%</w:t>
+            </w:r>
+          </w:p>
+        </w:tc>
+      </w:tr>
+      <w:tr>
+        <w:tc>
+          <w:tcPr>
+            <w:tcW w:type="dxa" w:w="2900"/>
+            <w:tcMar>
+              <w:top w:type="dxa" w:w="60"/>
+              <w:left w:type="dxa" w:w="100"/>
+              <w:bottom w:type="dxa" w:w="60"/>
+              <w:right w:type="dxa" w:w="100"/>
+            </w:tcMar>
+            <w:vAlign w:val="center"/>
+          </w:tcPr>
+          <w:p>
+            <w:pPr>
+              <w:jc w:val="left"/>
+            </w:pPr>
+            <w:r>
+              <w:rPr>
+                <w:b w:val="false"/>
+                <w:bCs w:val="false"/>
+                <w:color w:val="000000"/>
+                <w:sz w:val="19"/>
+                <w:szCs w:val="19"/>
+              </w:rPr>
+              <w:t xml:space="preserve">Casual shoes</w:t>
+            </w:r>
+          </w:p>
+        </w:tc>
+        <w:tc>
+          <w:tcPr>
+            <w:tcW w:type="dxa" w:w="2350"/>
+            <w:tcMar>
+              <w:top w:type="dxa" w:w="60"/>
+              <w:left w:type="dxa" w:w="100"/>
+              <w:bottom w:type="dxa" w:w="60"/>
+              <w:right w:type="dxa" w:w="100"/>
+            </w:tcMar>
+            <w:vAlign w:val="center"/>
+          </w:tcPr>
+          <w:p>
+            <w:pPr>
+              <w:jc w:val="center"/>
+            </w:pPr>
+            <w:r>
+              <w:rPr>
+                <w:b w:val="false"/>
+                <w:bCs w:val="false"/>
+                <w:color w:val="000000"/>
+                <w:sz w:val="19"/>
+                <w:szCs w:val="19"/>
+              </w:rPr>
+              <w:t xml:space="preserve">1.1M / 1,352u</w:t>
+            </w:r>
+          </w:p>
+        </w:tc>
+        <w:tc>
+          <w:tcPr>
+            <w:tcW w:type="dxa" w:w="2350"/>
+            <w:tcMar>
+              <w:top w:type="dxa" w:w="60"/>
+              <w:left w:type="dxa" w:w="100"/>
+              <w:bottom w:type="dxa" w:w="60"/>
+              <w:right w:type="dxa" w:w="100"/>
+            </w:tcMar>
+            <w:vAlign w:val="center"/>
+          </w:tcPr>
+          <w:p>
+            <w:pPr>
+              <w:jc w:val="center"/>
+            </w:pPr>
+            <w:r>
+              <w:rPr>
+                <w:b w:val="false"/>
+                <w:bCs w:val="false"/>
+                <w:color w:val="000000"/>
+                <w:sz w:val="19"/>
+                <w:szCs w:val="19"/>
+              </w:rPr>
+              <w:t xml:space="preserve">0.1M / 169u</w:t>
+            </w:r>
+          </w:p>
+        </w:tc>
+        <w:tc>
+          <w:tcPr>
+            <w:tcW w:type="dxa" w:w="1750"/>
+            <w:tcMar>
+              <w:top w:type="dxa" w:w="60"/>
+              <w:left w:type="dxa" w:w="100"/>
+              <w:bottom w:type="dxa" w:w="60"/>
+              <w:right w:type="dxa" w:w="100"/>
+            </w:tcMar>
+            <w:vAlign w:val="center"/>
+          </w:tcPr>
+          <w:p>
+            <w:pPr>
+              <w:jc w:val="center"/>
+            </w:pPr>
+            <w:r>
+              <w:rPr>
+                <w:b w:val="false"/>
+                <w:bCs w:val="false"/>
+                <w:color w:val="000000"/>
+                <w:sz w:val="19"/>
+                <w:szCs w:val="19"/>
+              </w:rPr>
+              <w:t xml:space="preserve">13%</w:t>
+            </w:r>
+          </w:p>
+        </w:tc>
+      </w:tr>
+      <w:tr>
+        <w:tc>
+          <w:tcPr>
+            <w:tcW w:type="dxa" w:w="2900"/>
+            <w:shd w:fill="F5F5F5" w:val="clear"/>
+            <w:tcMar>
+              <w:top w:type="dxa" w:w="60"/>
+              <w:left w:type="dxa" w:w="100"/>
+              <w:bottom w:type="dxa" w:w="60"/>
+              <w:right w:type="dxa" w:w="100"/>
+            </w:tcMar>
+            <w:vAlign w:val="center"/>
+          </w:tcPr>
+          <w:p>
+            <w:pPr>
+              <w:jc w:val="left"/>
+            </w:pPr>
+            <w:r>
+              <w:rPr>
+                <w:b w:val="false"/>
+                <w:bCs w:val="false"/>
+                <w:color w:val="000000"/>
+                <w:sz w:val="19"/>
+                <w:szCs w:val="19"/>
+              </w:rPr>
+              <w:t xml:space="preserve">Trekking shoes</w:t>
+            </w:r>
+          </w:p>
+        </w:tc>
+        <w:tc>
+          <w:tcPr>
+            <w:tcW w:type="dxa" w:w="2350"/>
+            <w:shd w:fill="F5F5F5" w:val="clear"/>
+            <w:tcMar>
+              <w:top w:type="dxa" w:w="60"/>
+              <w:left w:type="dxa" w:w="100"/>
+              <w:bottom w:type="dxa" w:w="60"/>
+              <w:right w:type="dxa" w:w="100"/>
+            </w:tcMar>
+            <w:vAlign w:val="center"/>
+          </w:tcPr>
+          <w:p>
+            <w:pPr>
+              <w:jc w:val="center"/>
+            </w:pPr>
+            <w:r>
+              <w:rPr>
+                <w:b w:val="false"/>
+                <w:bCs w:val="false"/>
+                <w:color w:val="000000"/>
+                <w:sz w:val="19"/>
+                <w:szCs w:val="19"/>
+              </w:rPr>
+              <w:t xml:space="preserve">12.5M / 15,553u</w:t>
+            </w:r>
+          </w:p>
+        </w:tc>
+        <w:tc>
+          <w:tcPr>
+            <w:tcW w:type="dxa" w:w="2350"/>
+            <w:shd w:fill="F5F5F5" w:val="clear"/>
+            <w:tcMar>
+              <w:top w:type="dxa" w:w="60"/>
+              <w:left w:type="dxa" w:w="100"/>
+              <w:bottom w:type="dxa" w:w="60"/>
+              <w:right w:type="dxa" w:w="100"/>
+            </w:tcMar>
+            <w:vAlign w:val="center"/>
+          </w:tcPr>
+          <w:p>
+            <w:pPr>
+              <w:jc w:val="center"/>
+            </w:pPr>
+            <w:r>
+              <w:rPr>
+                <w:b w:val="false"/>
+                <w:bCs w:val="false"/>
+                <w:color w:val="000000"/>
+                <w:sz w:val="19"/>
+                <w:szCs w:val="19"/>
+              </w:rPr>
+              <w:t xml:space="preserve">2.4M / 2,756u</w:t>
+            </w:r>
+          </w:p>
+        </w:tc>
+        <w:tc>
+          <w:tcPr>
+            <w:tcW w:type="dxa" w:w="1750"/>
+            <w:shd w:fill="F5F5F5" w:val="clear"/>
+            <w:tcMar>
+              <w:top w:type="dxa" w:w="60"/>
+              <w:left w:type="dxa" w:w="100"/>
+              <w:bottom w:type="dxa" w:w="60"/>
+              <w:right w:type="dxa" w:w="100"/>
+            </w:tcMar>
+            <w:vAlign w:val="center"/>
+          </w:tcPr>
+          <w:p>
+            <w:pPr>
+              <w:jc w:val="center"/>
+            </w:pPr>
+            <w:r>
+              <w:rPr>
+                <w:b w:val="false"/>
+                <w:bCs w:val="false"/>
+                <w:color w:val="000000"/>
+                <w:sz w:val="19"/>
+                <w:szCs w:val="19"/>
+              </w:rPr>
+              <w:t xml:space="preserve">18%</w:t>
+            </w:r>
+          </w:p>
+        </w:tc>
+      </w:tr>
+    </w:tbl>
+    <w:p>
+      <w:pPr>
+        <w:pBdr>
+          <w:left w:val="single" w:color="3C8A4C" w:sz="18"/>
+        </w:pBdr>
+        <w:shd w:fill="EAF3EA" w:val="clear"/>
+        <w:spacing w:after="120" w:before="100"/>
+        <w:ind w:left="150" w:right="100"/>
+      </w:pPr>
+      <w:r>
+        <w:rPr>
+          <w:b/>
+          <w:bCs/>
+          <w:color w:val="1F5C2E"/>
+        </w:rPr>
+        <w:t xml:space="preserve">DATA SHOWS: </w:t>
+      </w:r>
+      <w:r>
+        <w:t xml:space="preserve">This partially resolves open Question 4 below, and splits it in two. Hiking shoes -- FY2025's larger, declining layer -- is running well AHEAD of the ~40-44% on-pace benchmark (66% of its full FY2025 total already booked): the Q2 2026 KA report's sell-in weakness on this layer has not shown up as a broader collapse in this cut. Trekking shoes is the opposite story: FY2025's headline was a +17.1% jump flagged in Section 5.1 as 'boosted by 4 New/Test launches' -- a durability question, not a confirmed trend. YTD2026 (18% of FY2025's full-year total, roughly half the on-pace benchmark) suggests that bump did not carry into 2026 -- consistent with a launch-driven spike rather than a real recovery. Casual shoes is similarly weak, though small in absolute terms.</w:t>
+      </w:r>
+    </w:p>
+    <w:p>
+      <w:pPr>
+        <w:spacing w:after="200"/>
+      </w:pPr>
+      <w:r>
+        <w:rPr>
+          <w:i/>
+          <w:iCs/>
+          <w:color w:val="555555"/>
+          <w:sz w:val="18"/>
+          <w:szCs w:val="18"/>
+        </w:rPr>
+        <w:t xml:space="preserve">Core (ex-special-account) basis, same Layer field and account-exclusion list used throughout this bridge.</w:t>
+      </w:r>
+    </w:p>
+    <w:p>
+      <w:pPr>
+        <w:pStyle w:val="Heading2"/>
+        <w:spacing w:after="120" w:before="240"/>
+      </w:pPr>
+      <w:r>
+        <w:t xml:space="preserve">9.2 Bow Windstopper Glove: the headline negative is one cancellation, not a trend</w:t>
+      </w:r>
+    </w:p>
+    <w:tbl>
+      <w:tblPr>
+        <w:tblW w:type="dxa" w:w="9350"/>
+        <w:tblBorders>
+          <w:top w:val="single" w:color="auto" w:sz="4"/>
+          <w:left w:val="single" w:color="auto" w:sz="4"/>
+          <w:bottom w:val="single" w:color="auto" w:sz="4"/>
+          <w:right w:val="single" w:color="auto" w:sz="4"/>
+          <w:insideH w:val="single" w:color="auto" w:sz="4"/>
+          <w:insideV w:val="single" w:color="auto" w:sz="4"/>
+        </w:tblBorders>
+      </w:tblPr>
+      <w:tblGrid>
+        <w:gridCol w:w="3600"/>
+        <w:gridCol w:w="3000"/>
+        <w:gridCol w:w="2750"/>
+      </w:tblGrid>
+      <w:tr>
+        <w:trPr>
+          <w:tblHeader/>
+        </w:trPr>
+        <w:tc>
+          <w:tcPr>
+            <w:tcW w:type="dxa" w:w="3600"/>
+            <w:shd w:fill="2F2F2F" w:val="clear"/>
+            <w:tcMar>
+              <w:top w:type="dxa" w:w="60"/>
+              <w:left w:type="dxa" w:w="100"/>
+              <w:bottom w:type="dxa" w:w="60"/>
+              <w:right w:type="dxa" w:w="100"/>
+            </w:tcMar>
+            <w:vAlign w:val="center"/>
+          </w:tcPr>
+          <w:p>
+            <w:pPr>
+              <w:jc w:val="left"/>
+            </w:pPr>
+            <w:r>
+              <w:rPr>
+                <w:b/>
+                <w:bCs/>
+                <w:color w:val="FFFFFF"/>
+                <w:sz w:val="19"/>
+                <w:szCs w:val="19"/>
+              </w:rPr>
+              <w:t xml:space="preserve">Ordertype</w:t>
+            </w:r>
+          </w:p>
+        </w:tc>
+        <w:tc>
+          <w:tcPr>
+            <w:tcW w:type="dxa" w:w="3000"/>
+            <w:shd w:fill="2F2F2F" w:val="clear"/>
+            <w:tcMar>
+              <w:top w:type="dxa" w:w="60"/>
+              <w:left w:type="dxa" w:w="100"/>
+              <w:bottom w:type="dxa" w:w="60"/>
+              <w:right w:type="dxa" w:w="100"/>
+            </w:tcMar>
+            <w:vAlign w:val="center"/>
+          </w:tcPr>
+          <w:p>
+            <w:pPr>
+              <w:jc w:val="center"/>
+            </w:pPr>
+            <w:r>
+              <w:rPr>
+                <w:b/>
+                <w:bCs/>
+                <w:color w:val="FFFFFF"/>
+                <w:sz w:val="19"/>
+                <w:szCs w:val="19"/>
+              </w:rPr>
+              <w:t xml:space="preserve">YTD2026 Sales</w:t>
+            </w:r>
+          </w:p>
+        </w:tc>
+        <w:tc>
+          <w:tcPr>
+            <w:tcW w:type="dxa" w:w="2750"/>
+            <w:shd w:fill="2F2F2F" w:val="clear"/>
+            <w:tcMar>
+              <w:top w:type="dxa" w:w="60"/>
+              <w:left w:type="dxa" w:w="100"/>
+              <w:bottom w:type="dxa" w:w="60"/>
+              <w:right w:type="dxa" w:w="100"/>
+            </w:tcMar>
+            <w:vAlign w:val="center"/>
+          </w:tcPr>
+          <w:p>
+            <w:pPr>
+              <w:jc w:val="center"/>
+            </w:pPr>
+            <w:r>
+              <w:rPr>
+                <w:b/>
+                <w:bCs/>
+                <w:color w:val="FFFFFF"/>
+                <w:sz w:val="19"/>
+                <w:szCs w:val="19"/>
+              </w:rPr>
+              <w:t xml:space="preserve">YTD2026 Units</w:t>
+            </w:r>
+          </w:p>
+        </w:tc>
+      </w:tr>
+      <w:tr>
+        <w:tc>
+          <w:tcPr>
+            <w:tcW w:type="dxa" w:w="3600"/>
+            <w:tcMar>
+              <w:top w:type="dxa" w:w="60"/>
+              <w:left w:type="dxa" w:w="100"/>
+              <w:bottom w:type="dxa" w:w="60"/>
+              <w:right w:type="dxa" w:w="100"/>
+            </w:tcMar>
+            <w:vAlign w:val="center"/>
+          </w:tcPr>
+          <w:p>
+            <w:pPr>
+              <w:jc w:val="left"/>
+            </w:pPr>
+            <w:r>
+              <w:rPr>
+                <w:b w:val="false"/>
+                <w:bCs w:val="false"/>
+                <w:color w:val="000000"/>
+                <w:sz w:val="19"/>
+                <w:szCs w:val="19"/>
+              </w:rPr>
+              <w:t xml:space="preserve">Preorder (incl. one large cancellation)</w:t>
+            </w:r>
+          </w:p>
+        </w:tc>
+        <w:tc>
+          <w:tcPr>
+            <w:tcW w:type="dxa" w:w="3000"/>
+            <w:tcMar>
+              <w:top w:type="dxa" w:w="60"/>
+              <w:left w:type="dxa" w:w="100"/>
+              <w:bottom w:type="dxa" w:w="60"/>
+              <w:right w:type="dxa" w:w="100"/>
+            </w:tcMar>
+            <w:vAlign w:val="center"/>
+          </w:tcPr>
+          <w:p>
+            <w:pPr>
+              <w:jc w:val="center"/>
+            </w:pPr>
+            <w:r>
+              <w:rPr>
+                <w:b w:val="false"/>
+                <w:bCs w:val="false"/>
+                <w:color w:val="000000"/>
+                <w:sz w:val="19"/>
+                <w:szCs w:val="19"/>
+              </w:rPr>
+              <w:t xml:space="preserve">−406,468</w:t>
+            </w:r>
+          </w:p>
+        </w:tc>
+        <w:tc>
+          <w:tcPr>
+            <w:tcW w:type="dxa" w:w="2750"/>
+            <w:tcMar>
+              <w:top w:type="dxa" w:w="60"/>
+              <w:left w:type="dxa" w:w="100"/>
+              <w:bottom w:type="dxa" w:w="60"/>
+              <w:right w:type="dxa" w:w="100"/>
+            </w:tcMar>
+            <w:vAlign w:val="center"/>
+          </w:tcPr>
+          <w:p>
+            <w:pPr>
+              <w:jc w:val="center"/>
+            </w:pPr>
+            <w:r>
+              <w:rPr>
+                <w:b w:val="false"/>
+                <w:bCs w:val="false"/>
+                <w:color w:val="000000"/>
+                <w:sz w:val="19"/>
+                <w:szCs w:val="19"/>
+              </w:rPr>
+              <w:t xml:space="preserve">−3,464</w:t>
+            </w:r>
+          </w:p>
+        </w:tc>
+      </w:tr>
+      <w:tr>
+        <w:tc>
+          <w:tcPr>
+            <w:tcW w:type="dxa" w:w="3600"/>
+            <w:shd w:fill="F5F5F5" w:val="clear"/>
+            <w:tcMar>
+              <w:top w:type="dxa" w:w="60"/>
+              <w:left w:type="dxa" w:w="100"/>
+              <w:bottom w:type="dxa" w:w="60"/>
+              <w:right w:type="dxa" w:w="100"/>
+            </w:tcMar>
+            <w:vAlign w:val="center"/>
+          </w:tcPr>
+          <w:p>
+            <w:pPr>
+              <w:jc w:val="left"/>
+            </w:pPr>
+            <w:r>
+              <w:rPr>
+                <w:b w:val="false"/>
+                <w:bCs w:val="false"/>
+                <w:color w:val="000000"/>
+                <w:sz w:val="19"/>
+                <w:szCs w:val="19"/>
+              </w:rPr>
+              <w:t xml:space="preserve">Reorder</w:t>
+            </w:r>
+          </w:p>
+        </w:tc>
+        <w:tc>
+          <w:tcPr>
+            <w:tcW w:type="dxa" w:w="3000"/>
+            <w:shd w:fill="F5F5F5" w:val="clear"/>
+            <w:tcMar>
+              <w:top w:type="dxa" w:w="60"/>
+              <w:left w:type="dxa" w:w="100"/>
+              <w:bottom w:type="dxa" w:w="60"/>
+              <w:right w:type="dxa" w:w="100"/>
+            </w:tcMar>
+            <w:vAlign w:val="center"/>
+          </w:tcPr>
+          <w:p>
+            <w:pPr>
+              <w:jc w:val="center"/>
+            </w:pPr>
+            <w:r>
+              <w:rPr>
+                <w:b w:val="false"/>
+                <w:bCs w:val="false"/>
+                <w:color w:val="000000"/>
+                <w:sz w:val="19"/>
+                <w:szCs w:val="19"/>
+              </w:rPr>
+              <w:t xml:space="preserve">107,050</w:t>
+            </w:r>
+          </w:p>
+        </w:tc>
+        <w:tc>
+          <w:tcPr>
+            <w:tcW w:type="dxa" w:w="2750"/>
+            <w:shd w:fill="F5F5F5" w:val="clear"/>
+            <w:tcMar>
+              <w:top w:type="dxa" w:w="60"/>
+              <w:left w:type="dxa" w:w="100"/>
+              <w:bottom w:type="dxa" w:w="60"/>
+              <w:right w:type="dxa" w:w="100"/>
+            </w:tcMar>
+            <w:vAlign w:val="center"/>
+          </w:tcPr>
+          <w:p>
+            <w:pPr>
+              <w:jc w:val="center"/>
+            </w:pPr>
+            <w:r>
+              <w:rPr>
+                <w:b w:val="false"/>
+                <w:bCs w:val="false"/>
+                <w:color w:val="000000"/>
+                <w:sz w:val="19"/>
+                <w:szCs w:val="19"/>
+              </w:rPr>
+              <w:t xml:space="preserve">287</w:t>
+            </w:r>
+          </w:p>
+        </w:tc>
+      </w:tr>
+      <w:tr>
+        <w:tc>
+          <w:tcPr>
+            <w:tcW w:type="dxa" w:w="3600"/>
+            <w:tcMar>
+              <w:top w:type="dxa" w:w="60"/>
+              <w:left w:type="dxa" w:w="100"/>
+              <w:bottom w:type="dxa" w:w="60"/>
+              <w:right w:type="dxa" w:w="100"/>
+            </w:tcMar>
+            <w:vAlign w:val="center"/>
+          </w:tcPr>
+          <w:p>
+            <w:pPr>
+              <w:jc w:val="left"/>
+            </w:pPr>
+            <w:r>
+              <w:rPr>
+                <w:b w:val="false"/>
+                <w:bCs w:val="false"/>
+                <w:color w:val="000000"/>
+                <w:sz w:val="19"/>
+                <w:szCs w:val="19"/>
+              </w:rPr>
+              <w:t xml:space="preserve">Closeout</w:t>
+            </w:r>
+          </w:p>
+        </w:tc>
+        <w:tc>
+          <w:tcPr>
+            <w:tcW w:type="dxa" w:w="3000"/>
+            <w:tcMar>
+              <w:top w:type="dxa" w:w="60"/>
+              <w:left w:type="dxa" w:w="100"/>
+              <w:bottom w:type="dxa" w:w="60"/>
+              <w:right w:type="dxa" w:w="100"/>
+            </w:tcMar>
+            <w:vAlign w:val="center"/>
+          </w:tcPr>
+          <w:p>
+            <w:pPr>
+              <w:jc w:val="center"/>
+            </w:pPr>
+            <w:r>
+              <w:rPr>
+                <w:b w:val="false"/>
+                <w:bCs w:val="false"/>
+                <w:color w:val="000000"/>
+                <w:sz w:val="19"/>
+                <w:szCs w:val="19"/>
+              </w:rPr>
+              <w:t xml:space="preserve">129,348</w:t>
+            </w:r>
+          </w:p>
+        </w:tc>
+        <w:tc>
+          <w:tcPr>
+            <w:tcW w:type="dxa" w:w="2750"/>
+            <w:tcMar>
+              <w:top w:type="dxa" w:w="60"/>
+              <w:left w:type="dxa" w:w="100"/>
+              <w:bottom w:type="dxa" w:w="60"/>
+              <w:right w:type="dxa" w:w="100"/>
+            </w:tcMar>
+            <w:vAlign w:val="center"/>
+          </w:tcPr>
+          <w:p>
+            <w:pPr>
+              <w:jc w:val="center"/>
+            </w:pPr>
+            <w:r>
+              <w:rPr>
+                <w:b w:val="false"/>
+                <w:bCs w:val="false"/>
+                <w:color w:val="000000"/>
+                <w:sz w:val="19"/>
+                <w:szCs w:val="19"/>
+              </w:rPr>
+              <w:t xml:space="preserve">524</w:t>
+            </w:r>
+          </w:p>
+        </w:tc>
+      </w:tr>
+      <w:tr>
+        <w:tc>
+          <w:tcPr>
+            <w:tcW w:type="dxa" w:w="3600"/>
+            <w:shd w:fill="F5F5F5" w:val="clear"/>
+            <w:tcMar>
+              <w:top w:type="dxa" w:w="60"/>
+              <w:left w:type="dxa" w:w="100"/>
+              <w:bottom w:type="dxa" w:w="60"/>
+              <w:right w:type="dxa" w:w="100"/>
+            </w:tcMar>
+            <w:vAlign w:val="center"/>
+          </w:tcPr>
+          <w:p>
+            <w:pPr>
+              <w:jc w:val="left"/>
+            </w:pPr>
+            <w:r>
+              <w:rPr>
+                <w:b w:val="false"/>
+                <w:bCs w:val="false"/>
+                <w:color w:val="000000"/>
+                <w:sz w:val="19"/>
+                <w:szCs w:val="19"/>
+              </w:rPr>
+              <w:t xml:space="preserve">Retail</w:t>
+            </w:r>
+          </w:p>
+        </w:tc>
+        <w:tc>
+          <w:tcPr>
+            <w:tcW w:type="dxa" w:w="3000"/>
+            <w:shd w:fill="F5F5F5" w:val="clear"/>
+            <w:tcMar>
+              <w:top w:type="dxa" w:w="60"/>
+              <w:left w:type="dxa" w:w="100"/>
+              <w:bottom w:type="dxa" w:w="60"/>
+              <w:right w:type="dxa" w:w="100"/>
+            </w:tcMar>
+            <w:vAlign w:val="center"/>
+          </w:tcPr>
+          <w:p>
+            <w:pPr>
+              <w:jc w:val="center"/>
+            </w:pPr>
+            <w:r>
+              <w:rPr>
+                <w:b w:val="false"/>
+                <w:bCs w:val="false"/>
+                <w:color w:val="000000"/>
+                <w:sz w:val="19"/>
+                <w:szCs w:val="19"/>
+              </w:rPr>
+              <w:t xml:space="preserve">43,987</w:t>
+            </w:r>
+          </w:p>
+        </w:tc>
+        <w:tc>
+          <w:tcPr>
+            <w:tcW w:type="dxa" w:w="2750"/>
+            <w:shd w:fill="F5F5F5" w:val="clear"/>
+            <w:tcMar>
+              <w:top w:type="dxa" w:w="60"/>
+              <w:left w:type="dxa" w:w="100"/>
+              <w:bottom w:type="dxa" w:w="60"/>
+              <w:right w:type="dxa" w:w="100"/>
+            </w:tcMar>
+            <w:vAlign w:val="center"/>
+          </w:tcPr>
+          <w:p>
+            <w:pPr>
+              <w:jc w:val="center"/>
+            </w:pPr>
+            <w:r>
+              <w:rPr>
+                <w:b w:val="false"/>
+                <w:bCs w:val="false"/>
+                <w:color w:val="000000"/>
+                <w:sz w:val="19"/>
+                <w:szCs w:val="19"/>
+              </w:rPr>
+              <w:t xml:space="preserve">94</w:t>
+            </w:r>
+          </w:p>
+        </w:tc>
+      </w:tr>
+      <w:tr>
+        <w:tc>
+          <w:tcPr>
+            <w:tcW w:type="dxa" w:w="3600"/>
+            <w:tcMar>
+              <w:top w:type="dxa" w:w="60"/>
+              <w:left w:type="dxa" w:w="100"/>
+              <w:bottom w:type="dxa" w:w="60"/>
+              <w:right w:type="dxa" w:w="100"/>
+            </w:tcMar>
+            <w:vAlign w:val="center"/>
+          </w:tcPr>
+          <w:p>
+            <w:pPr>
+              <w:jc w:val="left"/>
+            </w:pPr>
+            <w:r>
+              <w:rPr>
+                <w:b w:val="false"/>
+                <w:bCs w:val="false"/>
+                <w:color w:val="000000"/>
+                <w:sz w:val="19"/>
+                <w:szCs w:val="19"/>
+              </w:rPr>
+              <w:t xml:space="preserve">Total, as reported</w:t>
+            </w:r>
+          </w:p>
+        </w:tc>
+        <w:tc>
+          <w:tcPr>
+            <w:tcW w:type="dxa" w:w="3000"/>
+            <w:tcMar>
+              <w:top w:type="dxa" w:w="60"/>
+              <w:left w:type="dxa" w:w="100"/>
+              <w:bottom w:type="dxa" w:w="60"/>
+              <w:right w:type="dxa" w:w="100"/>
+            </w:tcMar>
+            <w:vAlign w:val="center"/>
+          </w:tcPr>
+          <w:p>
+            <w:pPr>
+              <w:jc w:val="center"/>
+            </w:pPr>
+            <w:r>
+              <w:rPr>
+                <w:b w:val="false"/>
+                <w:bCs w:val="false"/>
+                <w:color w:val="000000"/>
+                <w:sz w:val="19"/>
+                <w:szCs w:val="19"/>
+              </w:rPr>
+              <w:t xml:space="preserve">−126,083</w:t>
+            </w:r>
+          </w:p>
+        </w:tc>
+        <w:tc>
+          <w:tcPr>
+            <w:tcW w:type="dxa" w:w="2750"/>
+            <w:tcMar>
+              <w:top w:type="dxa" w:w="60"/>
+              <w:left w:type="dxa" w:w="100"/>
+              <w:bottom w:type="dxa" w:w="60"/>
+              <w:right w:type="dxa" w:w="100"/>
+            </w:tcMar>
+            <w:vAlign w:val="center"/>
+          </w:tcPr>
+          <w:p>
+            <w:pPr>
+              <w:jc w:val="center"/>
+            </w:pPr>
+            <w:r>
+              <w:rPr>
+                <w:b w:val="false"/>
+                <w:bCs w:val="false"/>
+                <w:color w:val="000000"/>
+                <w:sz w:val="19"/>
+                <w:szCs w:val="19"/>
+              </w:rPr>
+              <w:t xml:space="preserve">−2,559</w:t>
+            </w:r>
+          </w:p>
+        </w:tc>
+      </w:tr>
+    </w:tbl>
+    <w:p>
+      <w:pPr>
+        <w:pBdr>
+          <w:left w:val="single" w:color="3C8A4C" w:sz="18"/>
+        </w:pBdr>
+        <w:shd w:fill="EAF3EA" w:val="clear"/>
+        <w:spacing w:after="120" w:before="100"/>
+        <w:ind w:left="150" w:right="100"/>
+      </w:pPr>
+      <w:r>
+        <w:rPr>
+          <w:b/>
+          <w:bCs/>
+          <w:color w:val="1F5C2E"/>
+        </w:rPr>
+        <w:t xml:space="preserve">DATA SHOWS: </w:t>
+      </w:r>
+      <w:r>
+        <w:t xml:space="preserve">On its face, Haglofs' #1 accessory (Section 6) looks negative YTD2026 -- but the entire negative is a single Export Other / *MISSING*-customer Preorder cancellation of −418,790 SEK / −3,513 units. Excluding that one line, the franchise is positive across every ordertype: +292,707 SEK / +954 units, with Reorder (107K), Closeout (129K) and Retail (44K) all trading normally. Against FY2025's full-year 1.23M SEK / 6,101 units, the ex-anomaly YTD2026 figure is ~16% of FY2025 units -- below the on-pace benchmark, so this is not a strong-growth story either, but it is a materially different picture from the raw negative headline.</w:t>
+      </w:r>
+    </w:p>
+    <w:p>
+      <w:pPr>
+        <w:pStyle w:val="Heading2"/>
+        <w:spacing w:after="120" w:before="240"/>
+      </w:pPr>
+      <w:r>
+        <w:t xml:space="preserve">9.3 HAYL (Korea): a real, fast-scaling account -- not a brand-new one</w:t>
+      </w:r>
+    </w:p>
+    <w:tbl>
+      <w:tblPr>
+        <w:tblW w:type="dxa" w:w="9350"/>
+        <w:tblBorders>
+          <w:top w:val="single" w:color="auto" w:sz="4"/>
+          <w:left w:val="single" w:color="auto" w:sz="4"/>
+          <w:bottom w:val="single" w:color="auto" w:sz="4"/>
+          <w:right w:val="single" w:color="auto" w:sz="4"/>
+          <w:insideH w:val="single" w:color="auto" w:sz="4"/>
+          <w:insideV w:val="single" w:color="auto" w:sz="4"/>
+        </w:tblBorders>
+      </w:tblPr>
+      <w:tblGrid>
+        <w:gridCol w:w="3600"/>
+        <w:gridCol w:w="2900"/>
+        <w:gridCol w:w="2850"/>
+      </w:tblGrid>
+      <w:tr>
+        <w:trPr>
+          <w:tblHeader/>
+        </w:trPr>
+        <w:tc>
+          <w:tcPr>
+            <w:tcW w:type="dxa" w:w="3600"/>
+            <w:shd w:fill="2F2F2F" w:val="clear"/>
+            <w:tcMar>
+              <w:top w:type="dxa" w:w="60"/>
+              <w:left w:type="dxa" w:w="100"/>
+              <w:bottom w:type="dxa" w:w="60"/>
+              <w:right w:type="dxa" w:w="100"/>
+            </w:tcMar>
+            <w:vAlign w:val="center"/>
+          </w:tcPr>
+          <w:p>
+            <w:pPr>
+              <w:jc w:val="left"/>
+            </w:pPr>
+            <w:r>
+              <w:rPr>
+                <w:b/>
+                <w:bCs/>
+                <w:color w:val="FFFFFF"/>
+                <w:sz w:val="19"/>
+                <w:szCs w:val="19"/>
+              </w:rPr>
+              <w:t xml:space="preserve">HAYL, Korea Wholesale</w:t>
+            </w:r>
+          </w:p>
+        </w:tc>
+        <w:tc>
+          <w:tcPr>
+            <w:tcW w:type="dxa" w:w="2900"/>
+            <w:shd w:fill="2F2F2F" w:val="clear"/>
+            <w:tcMar>
+              <w:top w:type="dxa" w:w="60"/>
+              <w:left w:type="dxa" w:w="100"/>
+              <w:bottom w:type="dxa" w:w="60"/>
+              <w:right w:type="dxa" w:w="100"/>
+            </w:tcMar>
+            <w:vAlign w:val="center"/>
+          </w:tcPr>
+          <w:p>
+            <w:pPr>
+              <w:jc w:val="center"/>
+            </w:pPr>
+            <w:r>
+              <w:rPr>
+                <w:b/>
+                <w:bCs/>
+                <w:color w:val="FFFFFF"/>
+                <w:sz w:val="19"/>
+                <w:szCs w:val="19"/>
+              </w:rPr>
+              <w:t xml:space="preserve">FY2025 (full year)</w:t>
+            </w:r>
+          </w:p>
+        </w:tc>
+        <w:tc>
+          <w:tcPr>
+            <w:tcW w:type="dxa" w:w="2850"/>
+            <w:shd w:fill="2F2F2F" w:val="clear"/>
+            <w:tcMar>
+              <w:top w:type="dxa" w:w="60"/>
+              <w:left w:type="dxa" w:w="100"/>
+              <w:bottom w:type="dxa" w:w="60"/>
+              <w:right w:type="dxa" w:w="100"/>
+            </w:tcMar>
+            <w:vAlign w:val="center"/>
+          </w:tcPr>
+          <w:p>
+            <w:pPr>
+              <w:jc w:val="center"/>
+            </w:pPr>
+            <w:r>
+              <w:rPr>
+                <w:b/>
+                <w:bCs/>
+                <w:color w:val="FFFFFF"/>
+                <w:sz w:val="19"/>
+                <w:szCs w:val="19"/>
+              </w:rPr>
+              <w:t xml:space="preserve">YTD2026</w:t>
+            </w:r>
+          </w:p>
+        </w:tc>
+      </w:tr>
+      <w:tr>
+        <w:tc>
+          <w:tcPr>
+            <w:tcW w:type="dxa" w:w="3600"/>
+            <w:tcMar>
+              <w:top w:type="dxa" w:w="60"/>
+              <w:left w:type="dxa" w:w="100"/>
+              <w:bottom w:type="dxa" w:w="60"/>
+              <w:right w:type="dxa" w:w="100"/>
+            </w:tcMar>
+            <w:vAlign w:val="center"/>
+          </w:tcPr>
+          <w:p>
+            <w:pPr>
+              <w:jc w:val="left"/>
+            </w:pPr>
+            <w:r>
+              <w:rPr>
+                <w:b w:val="false"/>
+                <w:bCs w:val="false"/>
+                <w:color w:val="000000"/>
+                <w:sz w:val="19"/>
+                <w:szCs w:val="19"/>
+              </w:rPr>
+              <w:t xml:space="preserve">Total sales / units</w:t>
+            </w:r>
+          </w:p>
+        </w:tc>
+        <w:tc>
+          <w:tcPr>
+            <w:tcW w:type="dxa" w:w="2900"/>
+            <w:tcMar>
+              <w:top w:type="dxa" w:w="60"/>
+              <w:left w:type="dxa" w:w="100"/>
+              <w:bottom w:type="dxa" w:w="60"/>
+              <w:right w:type="dxa" w:w="100"/>
+            </w:tcMar>
+            <w:vAlign w:val="center"/>
+          </w:tcPr>
+          <w:p>
+            <w:pPr>
+              <w:jc w:val="center"/>
+            </w:pPr>
+            <w:r>
+              <w:rPr>
+                <w:b w:val="false"/>
+                <w:bCs w:val="false"/>
+                <w:color w:val="000000"/>
+                <w:sz w:val="19"/>
+                <w:szCs w:val="19"/>
+              </w:rPr>
+              <w:t xml:space="preserve">6.66M / 16,136u</w:t>
+            </w:r>
+          </w:p>
+        </w:tc>
+        <w:tc>
+          <w:tcPr>
+            <w:tcW w:type="dxa" w:w="2850"/>
+            <w:tcMar>
+              <w:top w:type="dxa" w:w="60"/>
+              <w:left w:type="dxa" w:w="100"/>
+              <w:bottom w:type="dxa" w:w="60"/>
+              <w:right w:type="dxa" w:w="100"/>
+            </w:tcMar>
+            <w:vAlign w:val="center"/>
+          </w:tcPr>
+          <w:p>
+            <w:pPr>
+              <w:jc w:val="center"/>
+            </w:pPr>
+            <w:r>
+              <w:rPr>
+                <w:b w:val="false"/>
+                <w:bCs w:val="false"/>
+                <w:color w:val="000000"/>
+                <w:sz w:val="19"/>
+                <w:szCs w:val="19"/>
+              </w:rPr>
+              <w:t xml:space="preserve">7.90M / 17,385u</w:t>
+            </w:r>
+          </w:p>
+        </w:tc>
+      </w:tr>
+      <w:tr>
+        <w:tc>
+          <w:tcPr>
+            <w:tcW w:type="dxa" w:w="3600"/>
+            <w:shd w:fill="F5F5F5" w:val="clear"/>
+            <w:tcMar>
+              <w:top w:type="dxa" w:w="60"/>
+              <w:left w:type="dxa" w:w="100"/>
+              <w:bottom w:type="dxa" w:w="60"/>
+              <w:right w:type="dxa" w:w="100"/>
+            </w:tcMar>
+            <w:vAlign w:val="center"/>
+          </w:tcPr>
+          <w:p>
+            <w:pPr>
+              <w:jc w:val="left"/>
+            </w:pPr>
+            <w:r>
+              <w:rPr>
+                <w:b w:val="false"/>
+                <w:bCs w:val="false"/>
+                <w:color w:val="000000"/>
+                <w:sz w:val="19"/>
+                <w:szCs w:val="19"/>
+              </w:rPr>
+              <w:t xml:space="preserve">Preorder share</w:t>
+            </w:r>
+          </w:p>
+        </w:tc>
+        <w:tc>
+          <w:tcPr>
+            <w:tcW w:type="dxa" w:w="2900"/>
+            <w:shd w:fill="F5F5F5" w:val="clear"/>
+            <w:tcMar>
+              <w:top w:type="dxa" w:w="60"/>
+              <w:left w:type="dxa" w:w="100"/>
+              <w:bottom w:type="dxa" w:w="60"/>
+              <w:right w:type="dxa" w:w="100"/>
+            </w:tcMar>
+            <w:vAlign w:val="center"/>
+          </w:tcPr>
+          <w:p>
+            <w:pPr>
+              <w:jc w:val="center"/>
+            </w:pPr>
+            <w:r>
+              <w:rPr>
+                <w:b w:val="false"/>
+                <w:bCs w:val="false"/>
+                <w:color w:val="000000"/>
+                <w:sz w:val="19"/>
+                <w:szCs w:val="19"/>
+              </w:rPr>
+              <w:t xml:space="preserve">6.35M (95%)</w:t>
+            </w:r>
+          </w:p>
+        </w:tc>
+        <w:tc>
+          <w:tcPr>
+            <w:tcW w:type="dxa" w:w="2850"/>
+            <w:shd w:fill="F5F5F5" w:val="clear"/>
+            <w:tcMar>
+              <w:top w:type="dxa" w:w="60"/>
+              <w:left w:type="dxa" w:w="100"/>
+              <w:bottom w:type="dxa" w:w="60"/>
+              <w:right w:type="dxa" w:w="100"/>
+            </w:tcMar>
+            <w:vAlign w:val="center"/>
+          </w:tcPr>
+          <w:p>
+            <w:pPr>
+              <w:jc w:val="center"/>
+            </w:pPr>
+            <w:r>
+              <w:rPr>
+                <w:b w:val="false"/>
+                <w:bCs w:val="false"/>
+                <w:color w:val="000000"/>
+                <w:sz w:val="19"/>
+                <w:szCs w:val="19"/>
+              </w:rPr>
+              <w:t xml:space="preserve">7.90M (~100%)</w:t>
+            </w:r>
+          </w:p>
+        </w:tc>
+      </w:tr>
+      <w:tr>
+        <w:tc>
+          <w:tcPr>
+            <w:tcW w:type="dxa" w:w="3600"/>
+            <w:tcMar>
+              <w:top w:type="dxa" w:w="60"/>
+              <w:left w:type="dxa" w:w="100"/>
+              <w:bottom w:type="dxa" w:w="60"/>
+              <w:right w:type="dxa" w:w="100"/>
+            </w:tcMar>
+            <w:vAlign w:val="center"/>
+          </w:tcPr>
+          <w:p>
+            <w:pPr>
+              <w:jc w:val="left"/>
+            </w:pPr>
+            <w:r>
+              <w:rPr>
+                <w:b w:val="false"/>
+                <w:bCs w:val="false"/>
+                <w:color w:val="000000"/>
+                <w:sz w:val="19"/>
+                <w:szCs w:val="19"/>
+              </w:rPr>
+              <w:t xml:space="preserve">Reorder</w:t>
+            </w:r>
+          </w:p>
+        </w:tc>
+        <w:tc>
+          <w:tcPr>
+            <w:tcW w:type="dxa" w:w="2900"/>
+            <w:tcMar>
+              <w:top w:type="dxa" w:w="60"/>
+              <w:left w:type="dxa" w:w="100"/>
+              <w:bottom w:type="dxa" w:w="60"/>
+              <w:right w:type="dxa" w:w="100"/>
+            </w:tcMar>
+            <w:vAlign w:val="center"/>
+          </w:tcPr>
+          <w:p>
+            <w:pPr>
+              <w:jc w:val="center"/>
+            </w:pPr>
+            <w:r>
+              <w:rPr>
+                <w:b w:val="false"/>
+                <w:bCs w:val="false"/>
+                <w:color w:val="000000"/>
+                <w:sz w:val="19"/>
+                <w:szCs w:val="19"/>
+              </w:rPr>
+              <w:t xml:space="preserve">~0</w:t>
+            </w:r>
+          </w:p>
+        </w:tc>
+        <w:tc>
+          <w:tcPr>
+            <w:tcW w:type="dxa" w:w="2850"/>
+            <w:tcMar>
+              <w:top w:type="dxa" w:w="60"/>
+              <w:left w:type="dxa" w:w="100"/>
+              <w:bottom w:type="dxa" w:w="60"/>
+              <w:right w:type="dxa" w:w="100"/>
+            </w:tcMar>
+            <w:vAlign w:val="center"/>
+          </w:tcPr>
+          <w:p>
+            <w:pPr>
+              <w:jc w:val="center"/>
+            </w:pPr>
+            <w:r>
+              <w:rPr>
+                <w:b w:val="false"/>
+                <w:bCs w:val="false"/>
+                <w:color w:val="000000"/>
+                <w:sz w:val="19"/>
+                <w:szCs w:val="19"/>
+              </w:rPr>
+              <w:t xml:space="preserve">~0</w:t>
+            </w:r>
+          </w:p>
+        </w:tc>
+      </w:tr>
+    </w:tbl>
+    <w:p>
+      <w:pPr>
+        <w:pBdr>
+          <w:left w:val="single" w:color="3C8A4C" w:sz="18"/>
+        </w:pBdr>
+        <w:shd w:fill="EAF3EA" w:val="clear"/>
+        <w:spacing w:after="120" w:before="100"/>
+        <w:ind w:left="150" w:right="100"/>
+      </w:pPr>
+      <w:r>
+        <w:rPr>
+          <w:b/>
+          <w:bCs/>
+          <w:color w:val="1F5C2E"/>
+        </w:rPr>
+        <w:t xml:space="preserve">DATA SHOWS: </w:t>
+      </w:r>
+      <w:r>
+        <w:t xml:space="preserve">Correction to an earlier read of this account (chat discussion): HAYL is not a brand-new market with zero prior presence -- it opened in FY2025 (zero in FY2024) at 6.66M SEK, and YTD2026 has already exceeded that full-year total on an estimated 40-44%-of-year cut. What is genuinely notable: the account is still almost entirely Preorder, with no Reorder activity in either period -- there is no track record yet on whether this volume repeats once initial sell-in is placed, the same follow-through question Item 5 raises for the rest of Wholesale.</w:t>
+      </w:r>
+    </w:p>
+    <w:p>
+      <w:pPr>
+        <w:pBdr>
+          <w:left w:val="single" w:color="C97A1A" w:sz="18"/>
+        </w:pBdr>
+        <w:shd w:fill="FCEFDC" w:val="clear"/>
+        <w:spacing w:after="120" w:before="100"/>
+        <w:ind w:left="150" w:right="100"/>
+      </w:pPr>
+      <w:r>
+        <w:rPr>
+          <w:b/>
+          <w:bCs/>
+          <w:color w:val="8A4B00"/>
+        </w:rPr>
+        <w:t xml:space="preserve">NOT ANSWERABLE FROM DATA — ASK: </w:t>
+      </w:r>
+      <w:r>
+        <w:t xml:space="preserve">Is HAYL's fast YTD2026 scale-up a deliberate, resourced Korea market-entry push, or a single large distributor order that may not repeat? Given it's now a ~7.9M SEK account with zero Reorder history, worth a direct check with whoever manages the Korea relationship before treating it as a durable growth story. Owner: Wholesale Director.</w:t>
+      </w:r>
+    </w:p>
+    <w:p>
+      <w:pPr>
+        <w:pStyle w:val="Heading1"/>
+        <w:spacing w:after="160" w:before="320"/>
+      </w:pPr>
+      <w:r>
+        <w:t xml:space="preserve">10. Consolidated open questions</w:t>
       </w:r>
     </w:p>
     <w:tbl>
@@ -4511,8 +6152,8 @@
       </w:tblPr>
       <w:tblGrid>
         <w:gridCol w:w="400"/>
-        <w:gridCol w:w="6650"/>
-        <w:gridCol w:w="2300"/>
+        <w:gridCol w:w="6300"/>
+        <w:gridCol w:w="2650"/>
       </w:tblGrid>
       <w:tr>
         <w:trPr>
@@ -4548,7 +6189,7 @@
         </w:tc>
         <w:tc>
           <w:tcPr>
-            <w:tcW w:type="dxa" w:w="6650"/>
+            <w:tcW w:type="dxa" w:w="6300"/>
             <w:shd w:fill="2F2F2F" w:val="clear"/>
             <w:tcMar>
               <w:top w:type="dxa" w:w="60"/>
@@ -4576,7 +6217,7 @@
         </w:tc>
         <w:tc>
           <w:tcPr>
-            <w:tcW w:type="dxa" w:w="2300"/>
+            <w:tcW w:type="dxa" w:w="2650"/>
             <w:shd w:fill="2F2F2F" w:val="clear"/>
             <w:tcMar>
               <w:top w:type="dxa" w:w="60"/>
@@ -4633,7 +6274,7 @@
         </w:tc>
         <w:tc>
           <w:tcPr>
-            <w:tcW w:type="dxa" w:w="6650"/>
+            <w:tcW w:type="dxa" w:w="6300"/>
             <w:tcMar>
               <w:top w:type="dxa" w:w="60"/>
               <w:left w:type="dxa" w:w="100"/>
@@ -4660,7 +6301,7 @@
         </w:tc>
         <w:tc>
           <w:tcPr>
-            <w:tcW w:type="dxa" w:w="2300"/>
+            <w:tcW w:type="dxa" w:w="2650"/>
             <w:tcMar>
               <w:top w:type="dxa" w:w="60"/>
               <w:left w:type="dxa" w:w="100"/>
@@ -4717,7 +6358,7 @@
         </w:tc>
         <w:tc>
           <w:tcPr>
-            <w:tcW w:type="dxa" w:w="6650"/>
+            <w:tcW w:type="dxa" w:w="6300"/>
             <w:shd w:fill="F5F5F5" w:val="clear"/>
             <w:tcMar>
               <w:top w:type="dxa" w:w="60"/>
@@ -4745,7 +6386,7 @@
         </w:tc>
         <w:tc>
           <w:tcPr>
-            <w:tcW w:type="dxa" w:w="2300"/>
+            <w:tcW w:type="dxa" w:w="2650"/>
             <w:shd w:fill="F5F5F5" w:val="clear"/>
             <w:tcMar>
               <w:top w:type="dxa" w:w="60"/>
@@ -4802,7 +6443,7 @@
         </w:tc>
         <w:tc>
           <w:tcPr>
-            <w:tcW w:type="dxa" w:w="6650"/>
+            <w:tcW w:type="dxa" w:w="6300"/>
             <w:tcMar>
               <w:top w:type="dxa" w:w="60"/>
               <w:left w:type="dxa" w:w="100"/>
@@ -4829,7 +6470,7 @@
         </w:tc>
         <w:tc>
           <w:tcPr>
-            <w:tcW w:type="dxa" w:w="2300"/>
+            <w:tcW w:type="dxa" w:w="2650"/>
             <w:tcMar>
               <w:top w:type="dxa" w:w="60"/>
               <w:left w:type="dxa" w:w="100"/>
@@ -4886,35 +6527,35 @@
         </w:tc>
         <w:tc>
           <w:tcPr>
-            <w:tcW w:type="dxa" w:w="6650"/>
-            <w:shd w:fill="F5F5F5" w:val="clear"/>
-            <w:tcMar>
-              <w:top w:type="dxa" w:w="60"/>
-              <w:left w:type="dxa" w:w="100"/>
-              <w:bottom w:type="dxa" w:w="60"/>
-              <w:right w:type="dxa" w:w="100"/>
-            </w:tcMar>
-            <w:vAlign w:val="center"/>
-          </w:tcPr>
-          <w:p>
-            <w:pPr>
-              <w:jc w:val="center"/>
-            </w:pPr>
-            <w:r>
-              <w:rPr>
-                <w:b w:val="false"/>
-                <w:bCs w:val="false"/>
-                <w:color w:val="000000"/>
-                <w:sz w:val="19"/>
-                <w:szCs w:val="19"/>
-              </w:rPr>
-              <w:t xml:space="preserve">Is the Q2 2026 footwear sell-in collapse (Trekking/Hiking shoes) a genuine acceleration of the FY2025 decline, or a tough prior-year comparison (e.g., the 'Solid Pro 2GTX Mid' cycling out)?</w:t>
-            </w:r>
-          </w:p>
-        </w:tc>
-        <w:tc>
-          <w:tcPr>
-            <w:tcW w:type="dxa" w:w="2300"/>
+            <w:tcW w:type="dxa" w:w="6300"/>
+            <w:shd w:fill="F5F5F5" w:val="clear"/>
+            <w:tcMar>
+              <w:top w:type="dxa" w:w="60"/>
+              <w:left w:type="dxa" w:w="100"/>
+              <w:bottom w:type="dxa" w:w="60"/>
+              <w:right w:type="dxa" w:w="100"/>
+            </w:tcMar>
+            <w:vAlign w:val="center"/>
+          </w:tcPr>
+          <w:p>
+            <w:pPr>
+              <w:jc w:val="center"/>
+            </w:pPr>
+            <w:r>
+              <w:rPr>
+                <w:b w:val="false"/>
+                <w:bCs w:val="false"/>
+                <w:color w:val="000000"/>
+                <w:sz w:val="19"/>
+                <w:szCs w:val="19"/>
+              </w:rPr>
+              <w:t xml:space="preserve">The 2026 YTD check-in (Section 9.1) shows Hiking shoes running ahead of on-pace and Trekking shoes well behind -- is Trekking's YTD2026 falloff a genuine reversal of the FY2025 New/Test-launch bump, or is a specific launch article cycling out the same way 'Solid Pro 2GTX Mid' did for the Q2 KA report?</w:t>
+            </w:r>
+          </w:p>
+        </w:tc>
+        <w:tc>
+          <w:tcPr>
+            <w:tcW w:type="dxa" w:w="2650"/>
             <w:shd w:fill="F5F5F5" w:val="clear"/>
             <w:tcMar>
               <w:top w:type="dxa" w:w="60"/>
@@ -4971,7 +6612,7 @@
         </w:tc>
         <w:tc>
           <w:tcPr>
-            <w:tcW w:type="dxa" w:w="6650"/>
+            <w:tcW w:type="dxa" w:w="6300"/>
             <w:tcMar>
               <w:top w:type="dxa" w:w="60"/>
               <w:left w:type="dxa" w:w="100"/>
@@ -4998,7 +6639,7 @@
         </w:tc>
         <w:tc>
           <w:tcPr>
-            <w:tcW w:type="dxa" w:w="2300"/>
+            <w:tcW w:type="dxa" w:w="2650"/>
             <w:tcMar>
               <w:top w:type="dxa" w:w="60"/>
               <w:left w:type="dxa" w:w="100"/>
@@ -5055,7 +6696,7 @@
         </w:tc>
         <w:tc>
           <w:tcPr>
-            <w:tcW w:type="dxa" w:w="6650"/>
+            <w:tcW w:type="dxa" w:w="6300"/>
             <w:shd w:fill="F5F5F5" w:val="clear"/>
             <w:tcMar>
               <w:top w:type="dxa" w:w="60"/>
@@ -5083,7 +6724,7 @@
         </w:tc>
         <w:tc>
           <w:tcPr>
-            <w:tcW w:type="dxa" w:w="2300"/>
+            <w:tcW w:type="dxa" w:w="2650"/>
             <w:shd w:fill="F5F5F5" w:val="clear"/>
             <w:tcMar>
               <w:top w:type="dxa" w:w="60"/>
@@ -5140,7 +6781,7 @@
         </w:tc>
         <w:tc>
           <w:tcPr>
-            <w:tcW w:type="dxa" w:w="6650"/>
+            <w:tcW w:type="dxa" w:w="6300"/>
             <w:tcMar>
               <w:top w:type="dxa" w:w="60"/>
               <w:left w:type="dxa" w:w="100"/>
@@ -5167,7 +6808,7 @@
         </w:tc>
         <w:tc>
           <w:tcPr>
-            <w:tcW w:type="dxa" w:w="2300"/>
+            <w:tcW w:type="dxa" w:w="2650"/>
             <w:tcMar>
               <w:top w:type="dxa" w:w="60"/>
               <w:left w:type="dxa" w:w="100"/>
@@ -5189,6 +6830,92 @@
                 <w:szCs w:val="19"/>
               </w:rPr>
               <w:t xml:space="preserve">Whoever owns the assortment/planning tool</w:t>
+            </w:r>
+          </w:p>
+        </w:tc>
+      </w:tr>
+      <w:tr>
+        <w:tc>
+          <w:tcPr>
+            <w:tcW w:type="dxa" w:w="400"/>
+            <w:shd w:fill="F5F5F5" w:val="clear"/>
+            <w:tcMar>
+              <w:top w:type="dxa" w:w="60"/>
+              <w:left w:type="dxa" w:w="100"/>
+              <w:bottom w:type="dxa" w:w="60"/>
+              <w:right w:type="dxa" w:w="100"/>
+            </w:tcMar>
+            <w:vAlign w:val="center"/>
+          </w:tcPr>
+          <w:p>
+            <w:pPr>
+              <w:jc w:val="left"/>
+            </w:pPr>
+            <w:r>
+              <w:rPr>
+                <w:b w:val="false"/>
+                <w:bCs w:val="false"/>
+                <w:color w:val="000000"/>
+                <w:sz w:val="19"/>
+                <w:szCs w:val="19"/>
+              </w:rPr>
+              <w:t xml:space="preserve">8</w:t>
+            </w:r>
+          </w:p>
+        </w:tc>
+        <w:tc>
+          <w:tcPr>
+            <w:tcW w:type="dxa" w:w="6300"/>
+            <w:shd w:fill="F5F5F5" w:val="clear"/>
+            <w:tcMar>
+              <w:top w:type="dxa" w:w="60"/>
+              <w:left w:type="dxa" w:w="100"/>
+              <w:bottom w:type="dxa" w:w="60"/>
+              <w:right w:type="dxa" w:w="100"/>
+            </w:tcMar>
+            <w:vAlign w:val="center"/>
+          </w:tcPr>
+          <w:p>
+            <w:pPr>
+              <w:jc w:val="center"/>
+            </w:pPr>
+            <w:r>
+              <w:rPr>
+                <w:b w:val="false"/>
+                <w:bCs w:val="false"/>
+                <w:color w:val="000000"/>
+                <w:sz w:val="19"/>
+                <w:szCs w:val="19"/>
+              </w:rPr>
+              <w:t xml:space="preserve">Is HAYL Korea's YTD2026 scale-up (Section 9.3) a resourced market-entry push or a single large order, and why is there still no Reorder activity on a now-7.9M SEK account?</w:t>
+            </w:r>
+          </w:p>
+        </w:tc>
+        <w:tc>
+          <w:tcPr>
+            <w:tcW w:type="dxa" w:w="2650"/>
+            <w:shd w:fill="F5F5F5" w:val="clear"/>
+            <w:tcMar>
+              <w:top w:type="dxa" w:w="60"/>
+              <w:left w:type="dxa" w:w="100"/>
+              <w:bottom w:type="dxa" w:w="60"/>
+              <w:right w:type="dxa" w:w="100"/>
+            </w:tcMar>
+            <w:vAlign w:val="center"/>
+          </w:tcPr>
+          <w:p>
+            <w:pPr>
+              <w:jc w:val="center"/>
+            </w:pPr>
+            <w:r>
+              <w:rPr>
+                <w:b w:val="false"/>
+                <w:bCs w:val="false"/>
+                <w:color w:val="000000"/>
+                <w:sz w:val="19"/>
+                <w:szCs w:val="19"/>
+              </w:rPr>
+              <w:t xml:space="preserve">Wholesale Director</w:t>
             </w:r>
           </w:p>
         </w:tc>
@@ -5200,7 +6927,7 @@
         <w:spacing w:after="160" w:before="320"/>
       </w:pPr>
       <w:r>
-        <w:t xml:space="preserve">10. Backup data</w:t>
+        <w:t xml:space="preserve">11. Backup data</w:t>
       </w:r>
     </w:p>
     <w:p>
@@ -5213,7 +6940,20 @@
         <w:spacing w:after="80"/>
       </w:pPr>
       <w:r>
-        <w:t xml:space="preserve">bob_item6_growth_innovation_backup.xlsx — consolidated backup: external market research and competitive landscape tables, footwear/New-Test/Harvest/Problem Child/FW27-exit-list layer breakdowns, full Accessories detail (tier, FW27 risk, New/Test launches), and Hardware/packs layer sizing.</w:t>
+        <w:t xml:space="preserve">bob_item6_growth_innovation_backup.xlsx — consolidated backup: external market research and competitive landscape tables, footwear/New-Test/Harvest/Problem Child/FW27-exit-list layer breakdowns, full Accessories detail (tier, FW27 risk, New/Test launches), and Hardware/packs layer sizing. Now also includes 'YTD2026 Footwear', 'YTD2026 Bow Windstopper Summary/Detail' and 'YTD2026 HAYL Korea' sheets, the basis for Section 9.</w:t>
+      </w:r>
+    </w:p>
+    <w:p>
+      <w:pPr>
+        <w:pStyle w:val="ListParagraph"/>
+        <w:numPr>
+          <w:ilvl w:val="0"/>
+          <w:numId w:val="2"/>
+        </w:numPr>
+        <w:spacing w:after="80"/>
+      </w:pPr>
+      <w:r>
+        <w:t xml:space="preserve">bob_salesdata_YTD2026.xlsx — the raw 2026 YTD extract behind Section 9.</w:t>
       </w:r>
     </w:p>
     <w:p>
